--- a/paper/MANUSCRIPT_ZH.docx
+++ b/paper/MANUSCRIPT_ZH.docx
@@ -50,7 +50,7 @@
           <w:i w:val="0"/>
           <w:sz w:val="21"/>
         </w:rPr>
-        <w:t>主要结果表明四点。第一，扰动感知训练的收益是条件选择性的：在三个种子的原始队列中，它以 1.33 个百分点的干净准确率代价，在 0.50 像素横向错位、混合强扰动和四级相位量化下分别获得 2.20、2.76 和 17.91 个百分点的收益，但在传播距离误差、相位噪声和探测器噪声下低于基准。在 Fashion-MNIST 上，该方法的干净代价方向一致，而所有扰动条件下的收益区间均跨越 0，包括四级量化下的 +21.67 个百分点（95% CI：-5.76 至 +49.10），因此第二个数据集只复现了混合模型的条件排序模式，未复现扰动感知训练的确定收益。第二，混合光电读出在 MNIST 与 Fashion-MNIST 上均在 14 个冻结条件中的 13 个条件下取得最高平均准确率，唯一例外是四级相位量化；把四级相位量化纳入训练后，该条件的平均准确率由 67.69% 升至 94.10%（配对增益 26.41 个百分点，95% CI：9.26 至 43.56），说明该失效主要来自训练过程而非混合架构本身。第三，消融表明混合模型的收益来自可学习读出本身：以单层线性映射替换电子感知机后干净准确率与混合模型持平（配对差 +0.91 个百分点，95% CI：-0.21 至 2.02），把池化分辨率由 8×8 降到 4×4 的配对差同样跨越 0。第四，加入 34 622 参数的 LeNet-5 电子基线后其干净准确率达 98.25%，高于混合模型的 95.68%，说明"混合模型与纯电子基线表现相近"的表述依赖于电子基线的强度。</w:t>
+        <w:t>主要结果表明四点。第一，扰动感知训练的收益是条件选择性的：在三个种子的原始队列中，它以 1.33 个百分点的干净准确率代价，在 0.50 像素横向错位、混合强扰动和四级相位量化下分别获得 2.20、2.76 和 17.91 个百分点的收益，但在传播距离误差、相位噪声和探测器噪声下低于基准。在 Fashion-MNIST 上，该方法的干净代价方向一致，而所有扰动条件下的收益区间均跨越 0，包括四级量化下的 +21.67 个百分点（95% CI：-5.76 至 +49.10），因此第二个数据集只复现了混合模型的条件排序模式，未复现扰动感知训练的确定收益。第二，混合光电读出在 MNIST 与 Fashion-MNIST 上均在 14 个冻结条件中的 13 个条件下取得最高平均准确率，唯一例外是四级相位量化；把四级相位量化纳入训练后，该条件的平均准确率由 67.69% 升至 94.10%（配对增益 26.41 个百分点，95% CI：9.26 至 43.56），说明该失效主要来自训练过程而非混合架构本身；区分前向路径后可见，该模型的收益出现在四级掩模路径上，而它在未量化路径上仅为 61.74%。第三，消融表明混合模型的收益来自可学习读出本身：以单层线性映射替换电子感知机后干净准确率与混合模型持平（配对差 +0.91 个百分点，95% CI：-0.21 至 2.02），把池化分辨率由 8×8 降到 4×4 的配对差同样跨越 0。第四，加入 34 622 参数的 LeNet-5 电子基线后其干净准确率达 98.25%，高于混合模型的 95.68%，说明"混合模型与纯电子基线表现相近"的表述依赖于电子基线的强度。</w:t>
       </w:r>
     </w:p>
     <w:p>
@@ -1135,6 +1135,17 @@
           <w:sz w:val="21"/>
         </w:rPr>
         <w:t>正式运行环境为 Windows 10、Python 3.11.7、PyTorch 2.10.0、torchvision 0.25.0、NumPy 2.4.6、Matplotlib 3.11.1 和 Pillow 12.3.0。所有正式评估均在 CPU 上执行并启用确定性算法。各评估 manifest 记录处理器信息、线程数、代码提交、工作区状态和关键源文件 SHA-256。</w:t>
+      </w:r>
+    </w:p>
+    <w:p>
+      <w:r>
+        <w:rPr>
+          <w:rFonts w:ascii="Times New Roman" w:hAnsi="Times New Roman" w:eastAsia="宋体"/>
+          <w:b w:val="0"/>
+          <w:i w:val="0"/>
+          <w:sz w:val="21"/>
+        </w:rPr>
+        <w:t>三个 epoch 是冻结的比较条件，不是充分训练的证明。各方法的逐 epoch 验证准确率显示，多数方法在第三个 epoch 仍在上升：量化感知训练的混合模型由 51.35% 经 56.54% 升至 60.25%，末期单轮增益达 3.71 个百分点；混合模型的两个消融变体末期增益分别为 0.94 和 1.15 个百分点；Fashion-MNIST 上的三种方法末期增益在 0.59 至 1.41 个百分点之间。鲁棒 D²NN 的末期增益为 0.98 个百分点，而基准 D²NN、纯电子基线和 LeNet-5 已趋平缓。相位滤波 D²NN 是唯一在训练后期退化的方法，其验证准确率由 77.34% 单调降至 73.25%。因此本文全部比较都应理解为"三个 epoch 预算下"的比较，不能据此推断任一架构的能力上界；量化感知训练受该预算影响最大。逐 epoch 曲线保存在 results/training_curves/。</w:t>
       </w:r>
     </w:p>
     <w:p>
@@ -4166,6 +4177,427 @@
           <w:i w:val="0"/>
           <w:sz w:val="21"/>
         </w:rPr>
+        <w:t>为避免把不同前向路径混为一谈，本节把量化感知训练的测量拆成三条分别命名的路径。潜在连续测试使用学习到的连续相位、不施加量化；四级标称测试使用由学习相位重建的四级量化掩模、不施加任何错位或噪声；四级受扰测试即冻结方案中的四级量化条件，在量化掩模上再叠加部署采样。</w:t>
+      </w:r>
+    </w:p>
+    <w:p>
+      <w:pPr>
+        <w:pStyle w:val="TableCaption"/>
+      </w:pPr>
+      <w:r>
+        <w:rPr>
+          <w:rFonts w:ascii="Times New Roman" w:hAnsi="Times New Roman" w:eastAsia="宋体"/>
+          <w:b w:val="0"/>
+          <w:i w:val="0"/>
+          <w:sz w:val="18"/>
+        </w:rPr>
+        <w:t>表 7 | 量化感知训练的三条前向路径（均值，n=5 个训练种子）</w:t>
+      </w:r>
+    </w:p>
+    <w:tbl>
+      <w:tblPr>
+        <w:tblStyle w:val="TableGrid"/>
+        <w:tblW w:type="auto" w:w="0"/>
+        <w:tblLayout w:type="autofit"/>
+        <w:tblLook w:firstColumn="1" w:firstRow="1" w:lastColumn="0" w:lastRow="0" w:noHBand="0" w:noVBand="1" w:val="04A0"/>
+      </w:tblPr>
+      <w:tblGrid>
+        <w:gridCol w:w="2296"/>
+        <w:gridCol w:w="2296"/>
+        <w:gridCol w:w="2296"/>
+        <w:gridCol w:w="2296"/>
+      </w:tblGrid>
+      <w:tr>
+        <w:tc>
+          <w:tcPr>
+            <w:tcW w:type="dxa" w:w="2296"/>
+          </w:tcPr>
+          <w:p>
+            <w:pPr>
+              <w:spacing w:before="20" w:after="20"/>
+            </w:pPr>
+            <w:r>
+              <w:rPr>
+                <w:b/>
+              </w:rPr>
+            </w:r>
+            <w:r>
+              <w:rPr>
+                <w:rFonts w:ascii="Times New Roman" w:hAnsi="Times New Roman" w:eastAsia="宋体"/>
+                <w:b/>
+                <w:i w:val="0"/>
+                <w:sz w:val="18"/>
+              </w:rPr>
+              <w:t>方法</w:t>
+            </w:r>
+          </w:p>
+        </w:tc>
+        <w:tc>
+          <w:tcPr>
+            <w:tcW w:type="dxa" w:w="2296"/>
+          </w:tcPr>
+          <w:p>
+            <w:pPr>
+              <w:spacing w:before="20" w:after="20"/>
+            </w:pPr>
+            <w:r>
+              <w:rPr>
+                <w:b/>
+              </w:rPr>
+            </w:r>
+            <w:r>
+              <w:rPr>
+                <w:rFonts w:ascii="Times New Roman" w:hAnsi="Times New Roman" w:eastAsia="宋体"/>
+                <w:b/>
+                <w:i w:val="0"/>
+                <w:sz w:val="18"/>
+              </w:rPr>
+              <w:t>潜在连续测试（%）</w:t>
+            </w:r>
+          </w:p>
+        </w:tc>
+        <w:tc>
+          <w:tcPr>
+            <w:tcW w:type="dxa" w:w="2296"/>
+          </w:tcPr>
+          <w:p>
+            <w:pPr>
+              <w:spacing w:before="20" w:after="20"/>
+            </w:pPr>
+            <w:r>
+              <w:rPr>
+                <w:b/>
+              </w:rPr>
+            </w:r>
+            <w:r>
+              <w:rPr>
+                <w:rFonts w:ascii="Times New Roman" w:hAnsi="Times New Roman" w:eastAsia="宋体"/>
+                <w:b/>
+                <w:i w:val="0"/>
+                <w:sz w:val="18"/>
+              </w:rPr>
+              <w:t>四级标称测试（%）</w:t>
+            </w:r>
+          </w:p>
+        </w:tc>
+        <w:tc>
+          <w:tcPr>
+            <w:tcW w:type="dxa" w:w="2296"/>
+          </w:tcPr>
+          <w:p>
+            <w:pPr>
+              <w:spacing w:before="20" w:after="20"/>
+            </w:pPr>
+            <w:r>
+              <w:rPr>
+                <w:b/>
+              </w:rPr>
+            </w:r>
+            <w:r>
+              <w:rPr>
+                <w:rFonts w:ascii="Times New Roman" w:hAnsi="Times New Roman" w:eastAsia="宋体"/>
+                <w:b/>
+                <w:i w:val="0"/>
+                <w:sz w:val="18"/>
+              </w:rPr>
+              <w:t>四级受扰测试（%）</w:t>
+            </w:r>
+          </w:p>
+        </w:tc>
+      </w:tr>
+      <w:tr>
+        <w:tc>
+          <w:tcPr>
+            <w:tcW w:type="dxa" w:w="2296"/>
+          </w:tcPr>
+          <w:p>
+            <w:pPr>
+              <w:spacing w:before="20" w:after="20"/>
+            </w:pPr>
+            <w:r/>
+            <w:r>
+              <w:rPr>
+                <w:rFonts w:ascii="Times New Roman" w:hAnsi="Times New Roman" w:eastAsia="宋体"/>
+                <w:b w:val="0"/>
+                <w:i w:val="0"/>
+                <w:sz w:val="18"/>
+              </w:rPr>
+              <w:t>混合模型 + 量化感知训练</w:t>
+            </w:r>
+          </w:p>
+        </w:tc>
+        <w:tc>
+          <w:tcPr>
+            <w:tcW w:type="dxa" w:w="2296"/>
+          </w:tcPr>
+          <w:p>
+            <w:pPr>
+              <w:spacing w:before="20" w:after="20"/>
+            </w:pPr>
+            <w:r/>
+            <w:r>
+              <w:rPr>
+                <w:rFonts w:ascii="Times New Roman" w:hAnsi="Times New Roman" w:eastAsia="宋体"/>
+                <w:b w:val="0"/>
+                <w:i w:val="0"/>
+                <w:sz w:val="18"/>
+              </w:rPr>
+              <w:t>61.74</w:t>
+            </w:r>
+          </w:p>
+        </w:tc>
+        <w:tc>
+          <w:tcPr>
+            <w:tcW w:type="dxa" w:w="2296"/>
+          </w:tcPr>
+          <w:p>
+            <w:pPr>
+              <w:spacing w:before="20" w:after="20"/>
+            </w:pPr>
+            <w:r/>
+            <w:r>
+              <w:rPr>
+                <w:rFonts w:ascii="Times New Roman" w:hAnsi="Times New Roman" w:eastAsia="宋体"/>
+                <w:b w:val="0"/>
+                <w:i w:val="0"/>
+                <w:sz w:val="18"/>
+              </w:rPr>
+              <w:t>94.10</w:t>
+            </w:r>
+          </w:p>
+        </w:tc>
+        <w:tc>
+          <w:tcPr>
+            <w:tcW w:type="dxa" w:w="2296"/>
+          </w:tcPr>
+          <w:p>
+            <w:pPr>
+              <w:spacing w:before="20" w:after="20"/>
+            </w:pPr>
+            <w:r/>
+            <w:r>
+              <w:rPr>
+                <w:rFonts w:ascii="Times New Roman" w:hAnsi="Times New Roman" w:eastAsia="宋体"/>
+                <w:b w:val="0"/>
+                <w:i w:val="0"/>
+                <w:sz w:val="18"/>
+              </w:rPr>
+              <w:t>94.10</w:t>
+            </w:r>
+          </w:p>
+        </w:tc>
+      </w:tr>
+      <w:tr>
+        <w:tc>
+          <w:tcPr>
+            <w:tcW w:type="dxa" w:w="2296"/>
+          </w:tcPr>
+          <w:p>
+            <w:pPr>
+              <w:spacing w:before="20" w:after="20"/>
+            </w:pPr>
+            <w:r/>
+            <w:r>
+              <w:rPr>
+                <w:rFonts w:ascii="Times New Roman" w:hAnsi="Times New Roman" w:eastAsia="宋体"/>
+                <w:b w:val="0"/>
+                <w:i w:val="0"/>
+                <w:sz w:val="18"/>
+              </w:rPr>
+              <w:t>混合模型</w:t>
+            </w:r>
+          </w:p>
+        </w:tc>
+        <w:tc>
+          <w:tcPr>
+            <w:tcW w:type="dxa" w:w="2296"/>
+          </w:tcPr>
+          <w:p>
+            <w:pPr>
+              <w:spacing w:before="20" w:after="20"/>
+            </w:pPr>
+            <w:r/>
+            <w:r>
+              <w:rPr>
+                <w:rFonts w:ascii="Times New Roman" w:hAnsi="Times New Roman" w:eastAsia="宋体"/>
+                <w:b w:val="0"/>
+                <w:i w:val="0"/>
+                <w:sz w:val="18"/>
+              </w:rPr>
+              <w:t>95.68</w:t>
+            </w:r>
+          </w:p>
+        </w:tc>
+        <w:tc>
+          <w:tcPr>
+            <w:tcW w:type="dxa" w:w="2296"/>
+          </w:tcPr>
+          <w:p>
+            <w:pPr>
+              <w:spacing w:before="20" w:after="20"/>
+            </w:pPr>
+            <w:r/>
+            <w:r>
+              <w:rPr>
+                <w:rFonts w:ascii="Times New Roman" w:hAnsi="Times New Roman" w:eastAsia="宋体"/>
+                <w:b w:val="0"/>
+                <w:i w:val="0"/>
+                <w:sz w:val="18"/>
+              </w:rPr>
+              <w:t>67.69</w:t>
+            </w:r>
+          </w:p>
+        </w:tc>
+        <w:tc>
+          <w:tcPr>
+            <w:tcW w:type="dxa" w:w="2296"/>
+          </w:tcPr>
+          <w:p>
+            <w:pPr>
+              <w:spacing w:before="20" w:after="20"/>
+            </w:pPr>
+            <w:r/>
+            <w:r>
+              <w:rPr>
+                <w:rFonts w:ascii="Times New Roman" w:hAnsi="Times New Roman" w:eastAsia="宋体"/>
+                <w:b w:val="0"/>
+                <w:i w:val="0"/>
+                <w:sz w:val="18"/>
+              </w:rPr>
+              <w:t>67.69</w:t>
+            </w:r>
+          </w:p>
+        </w:tc>
+      </w:tr>
+      <w:tr>
+        <w:tc>
+          <w:tcPr>
+            <w:tcW w:type="dxa" w:w="2296"/>
+          </w:tcPr>
+          <w:p>
+            <w:pPr>
+              <w:spacing w:before="20" w:after="20"/>
+            </w:pPr>
+            <w:r/>
+            <w:r>
+              <w:rPr>
+                <w:rFonts w:ascii="Times New Roman" w:hAnsi="Times New Roman" w:eastAsia="宋体"/>
+                <w:b w:val="0"/>
+                <w:i w:val="0"/>
+                <w:sz w:val="18"/>
+              </w:rPr>
+              <w:t>基准 D²NN</w:t>
+            </w:r>
+          </w:p>
+        </w:tc>
+        <w:tc>
+          <w:tcPr>
+            <w:tcW w:type="dxa" w:w="2296"/>
+          </w:tcPr>
+          <w:p>
+            <w:pPr>
+              <w:spacing w:before="20" w:after="20"/>
+            </w:pPr>
+            <w:r/>
+            <w:r>
+              <w:rPr>
+                <w:rFonts w:ascii="Times New Roman" w:hAnsi="Times New Roman" w:eastAsia="宋体"/>
+                <w:b w:val="0"/>
+                <w:i w:val="0"/>
+                <w:sz w:val="18"/>
+              </w:rPr>
+              <w:t>89.56</w:t>
+            </w:r>
+          </w:p>
+        </w:tc>
+        <w:tc>
+          <w:tcPr>
+            <w:tcW w:type="dxa" w:w="2296"/>
+          </w:tcPr>
+          <w:p>
+            <w:pPr>
+              <w:spacing w:before="20" w:after="20"/>
+            </w:pPr>
+            <w:r/>
+            <w:r>
+              <w:rPr>
+                <w:rFonts w:ascii="Times New Roman" w:hAnsi="Times New Roman" w:eastAsia="宋体"/>
+                <w:b w:val="0"/>
+                <w:i w:val="0"/>
+                <w:sz w:val="18"/>
+              </w:rPr>
+              <w:t>59.51</w:t>
+            </w:r>
+          </w:p>
+        </w:tc>
+        <w:tc>
+          <w:tcPr>
+            <w:tcW w:type="dxa" w:w="2296"/>
+          </w:tcPr>
+          <w:p>
+            <w:pPr>
+              <w:spacing w:before="20" w:after="20"/>
+            </w:pPr>
+            <w:r/>
+            <w:r>
+              <w:rPr>
+                <w:rFonts w:ascii="Times New Roman" w:hAnsi="Times New Roman" w:eastAsia="宋体"/>
+                <w:b w:val="0"/>
+                <w:i w:val="0"/>
+                <w:sz w:val="18"/>
+              </w:rPr>
+              <w:t>59.51</w:t>
+            </w:r>
+          </w:p>
+        </w:tc>
+      </w:tr>
+    </w:tbl>
+    <w:p>
+      <w:pPr>
+        <w:spacing w:after="80"/>
+      </w:pPr>
+    </w:p>
+    <w:p>
+      <w:r>
+        <w:rPr>
+          <w:rFonts w:ascii="Times New Roman" w:hAnsi="Times New Roman" w:eastAsia="宋体"/>
+          <w:b w:val="0"/>
+          <w:i w:val="0"/>
+          <w:sz w:val="21"/>
+        </w:rPr>
+        <w:t>四级标称测试与四级受扰测试在全部方法、全部种子上完全一致（逐种子相同，例如量化感知训练的五个种子均为 94.29、94.88、92.02、94.35、94.94）。这说明本文的四级扰动只改变相位取值，错位、传播距离误差与探测器噪声在四级量化条件下的贡献为零：量化本身即为该条件的主导因素。</w:t>
+      </w:r>
+    </w:p>
+    <w:p>
+      <w:r>
+        <w:rPr>
+          <w:rFonts w:ascii="Times New Roman" w:hAnsi="Times New Roman" w:eastAsia="宋体"/>
+          <w:b w:val="0"/>
+          <w:i w:val="0"/>
+          <w:sz w:val="21"/>
+        </w:rPr>
+        <w:t>该表同时澄清了量化感知训练的性能含义。若不区分路径，量化感知训练看起来是用 33.94 个百分点的干净准确率代价换取 26.41 个百分点的量化收益。按部署路径看，实际结论不同：量化感知训练的模型在训练中从未针对未量化前向优化，其 61.74% 对应的是一个不会部署的配置；在该模型的部署配置（四级掩模、无额外扰动）下，它达到 94.10%，是三个方法族中最高的。因此正确的表述是：当相位精度被约束为四级时，量化感知训练显著更优；当相位可保持连续时，连续相位训练的混合模型更优。这两种部署假设下的最优选择不同，而不是同一假设下的优劣之分。</w:t>
+      </w:r>
+    </w:p>
+    <w:p>
+      <w:r>
+        <w:rPr>
+          <w:rFonts w:ascii="Times New Roman" w:hAnsi="Times New Roman" w:eastAsia="宋体"/>
+          <w:b w:val="0"/>
+          <w:i w:val="0"/>
+          <w:sz w:val="21"/>
+        </w:rPr>
+        <w:t>实现细节方面，量化先对相位取 2π 的余数，再按步长 \Delta=2π/4 四舍五入到最近的级别；训练时梯度采用直通估计（前向取量化值、反向传原始梯度），评估时关闭直通以保证相位被真正离散化。该模型的验证与测试条件为连续相位，checkpoint 也按连续相位验证准确率选择，因此其模型选择准则与部署条件并不一致。由于多数方法在第三个 epoch 仍在上升（见第 2.4 节），本文不对该模型是否已在四级条件下逼近其能力上界作结论。</w:t>
+      </w:r>
+    </w:p>
+    <w:p>
+      <w:r>
+        <w:rPr>
+          <w:rFonts w:ascii="Times New Roman" w:hAnsi="Times New Roman" w:eastAsia="宋体"/>
+          <w:b w:val="0"/>
+          <w:i w:val="0"/>
+          <w:sz w:val="21"/>
+        </w:rPr>
         <w:t>这一修正有明确的代价。量化感知训练使干净条件准确率降至 61.74%（95% CI：56.28% 至 67.21%），远低于未施加量化约束的混合模型（95.68%），八级量化条件下也只有 64.27%。约束更严的离散相位假设提升了目标扰动族下的表现，却显著牺牲了连续相位下的分类能力。因此量化感知训练在此处是一种权衡，而不是无代价的改进。</w:t>
       </w:r>
     </w:p>
@@ -4191,7 +4623,7 @@
           <w:i w:val="0"/>
           <w:sz w:val="18"/>
         </w:rPr>
-        <w:t>表 7 | 扩展队列的干净条件准确率（均值，n=5 个训练种子）</w:t>
+        <w:t>表 8 | 扩展队列的干净条件准确率（均值，n=5 个训练种子）</w:t>
       </w:r>
     </w:p>
     <w:tbl>
@@ -4904,7 +5336,7 @@
           <w:i w:val="0"/>
           <w:sz w:val="18"/>
         </w:rPr>
-        <w:t>表 8 | Fashion-MNIST 上的干净条件与关键扰动条件（均值，n=3 个训练种子）</w:t>
+        <w:t>表 9 | Fashion-MNIST 上的干净条件与关键扰动条件（均值，n=3 个训练种子）</w:t>
       </w:r>
     </w:p>
     <w:tbl>
@@ -5547,7 +5979,7 @@
           <w:i w:val="0"/>
           <w:sz w:val="18"/>
         </w:rPr>
-        <w:t>表 9 | 消融与相位滤波对照（均值，n=3 个训练种子 42–44）</w:t>
+        <w:t>表 10 | 消融与相位滤波对照（均值，n=3 个训练种子 42–44）</w:t>
       </w:r>
     </w:p>
     <w:tbl>
@@ -6520,7 +6952,7 @@
           <w:i w:val="0"/>
           <w:sz w:val="21"/>
         </w:rPr>
-        <w:t>第 3.5 节的量化感知训练结果修正了这一失效的归因。当同一混合架构在训练阶段即面对四级量化时，该条件的平均准确率升至 94.10%，且是该条件在四个方法、五个训练种子中的方差最小者。把两者放在一起看，未对量化建模的读出所表现出的种子依赖性，更可能是训练分布与部署分布不匹配的结果，而不是读出结构本身的不稳定性质。其代价是干净条件准确率降至 61.74%，说明这一修正把表达能力从连续相位重新分配到了离散相位，而非无条件提升。</w:t>
+        <w:t>第 3.5 节的量化感知训练结果修正了这一失效的归因。当同一混合架构在训练阶段即面对四级量化时，该条件的平均准确率升至 94.10%，且是该条件在四个方法、五个训练种子中的方差最小者。把两者放在一起看，未对量化建模的读出所表现出的种子依赖性，更可能是训练分布与部署分布不匹配的结果，而不是读出结构本身的不稳定性质。若按前向路径区分（第 3.5 节表 7），该模型在四级掩模路径上为 94.10%、在未量化路径上为 61.74%；后者是训练中从未直接优化的配置。因此更准确的解读是：该修正把优化目标绑定到了离散相位这一部署条件，使模型在连续相位假设下不再最优，而不是牺牲了普遍意义上的表达能力。</w:t>
       </w:r>
     </w:p>
     <w:p>
@@ -6567,7 +6999,7 @@
           <w:i w:val="0"/>
           <w:sz w:val="21"/>
         </w:rPr>
-        <w:t>第二，混合光电读出的优势在多数条件下成立，极端量化是失效边界，且该失效主要来自训练过程。 混合模型在 MNIST 与 Fashion-MNIST 上均在 14 个冻结条件中的 13 个条件下取得最高平均准确率，唯一例外都是四级相位量化。在同一混合架构上引入训练期四级相位量化后，该条件的平均准确率由 67.69% 提升到 94.10%（配对增益 26.41 个百分点，95% CI：9.26 至 43.56），并且是该条件在四个方法、五个训练种子中的方差最小者。因此该失效应表述为未经量化建模的混合模型在极端量化下的失效，而非混合架构的固有缺陷；其代价是干净条件准确率降至 61.74%，属于权衡而非无代价改进。</w:t>
+        <w:t>第二，混合光电读出的优势在多数条件下成立，极端量化是失效边界，且该失效主要来自训练过程。 混合模型在 MNIST 与 Fashion-MNIST 上均在 14 个冻结条件中的 13 个条件下取得最高平均准确率，唯一例外都是四级相位量化。在同一混合架构上引入训练期四级相位量化后，该条件的平均准确率由 67.69% 提升到 94.10%（配对增益 26.41 个百分点，95% CI：9.26 至 43.56），并且是该条件在四个方法、五个训练种子中的方差最小者。因此该失效应表述为未经量化建模的混合模型在极端量化下的失效，而非混合架构的固有缺陷；区分前向路径后可见，该收益出现在四级掩模路径上，而该模型在未量化路径上仅为 61.74%——后者并非其部署配置，因此这是不同部署假设下的最优选择差异，而不是同一假设下的性能取舍。</w:t>
       </w:r>
     </w:p>
     <w:p>
